--- a/Files/template.docx
+++ b/Files/template.docx
@@ -17,7 +17,7 @@
           <w:sz w:val="40"/>
           <w:szCs w:val="40"/>
         </w:rPr>
-        <w:t>Récompenses 202</w:t>
+        <w:t xml:space="preserve">Récompenses </w:t>
       </w:r>
       <w:r>
         <w:rPr>
@@ -25,7 +25,23 @@
           <w:sz w:val="40"/>
           <w:szCs w:val="40"/>
         </w:rPr>
-        <w:t>5</w:t>
+        <w:t xml:space="preserve">15 Août </w:t>
+      </w:r>
+      <w:r>
+        <w:rPr>
+          <w:rFonts w:ascii="Calibri" w:hAnsi="Calibri" w:cs="Calibri"/>
+          <w:sz w:val="40"/>
+          <w:szCs w:val="40"/>
+        </w:rPr>
+        <w:t>202</w:t>
+      </w:r>
+      <w:r>
+        <w:rPr>
+          <w:rFonts w:ascii="Calibri" w:hAnsi="Calibri" w:cs="Calibri"/>
+          <w:sz w:val="40"/>
+          <w:szCs w:val="40"/>
+        </w:rPr>
+        <w:t>6</w:t>
       </w:r>
     </w:p>
     <w:p>
@@ -831,6 +847,15 @@
         </w:tc>
       </w:tr>
     </w:tbl>
+    <w:p>
+      <w:pPr>
+        <w:rPr>
+          <w:rFonts w:ascii="Calibri" w:hAnsi="Calibri" w:cs="Calibri"/>
+          <w:sz w:val="40"/>
+          <w:szCs w:val="40"/>
+        </w:rPr>
+      </w:pPr>
+    </w:p>
     <w:tbl>
       <w:tblPr>
         <w:tblStyle w:val="Grilledutableau"/>
@@ -1127,16 +1152,7 @@
         </w:tc>
       </w:tr>
     </w:tbl>
-    <w:p>
-      <w:pPr>
-        <w:jc w:val="center"/>
-        <w:rPr>
-          <w:rFonts w:ascii="Calibri" w:hAnsi="Calibri" w:cs="Calibri"/>
-          <w:sz w:val="40"/>
-          <w:szCs w:val="40"/>
-        </w:rPr>
-      </w:pPr>
-    </w:p>
+    <w:p/>
     <w:p>
       <w:pPr>
         <w:jc w:val="center"/>
@@ -1432,194 +1448,6 @@
                 <w:szCs w:val="32"/>
               </w:rPr>
               <w:t>TS3H</w:t>
-            </w:r>
-          </w:p>
-        </w:tc>
-      </w:tr>
-      <w:tr>
-        <w:tc>
-          <w:tcPr>
-            <w:tcW w:w="1951" w:type="dxa"/>
-          </w:tcPr>
-          <w:p>
-            <w:pPr>
-              <w:jc w:val="center"/>
-              <w:rPr>
-                <w:rFonts w:ascii="Calibri" w:hAnsi="Calibri" w:cs="Calibri"/>
-                <w:sz w:val="32"/>
-                <w:szCs w:val="32"/>
-              </w:rPr>
-            </w:pPr>
-            <w:r>
-              <w:rPr>
-                <w:rFonts w:ascii="Calibri" w:hAnsi="Calibri" w:cs="Calibri"/>
-                <w:sz w:val="32"/>
-                <w:szCs w:val="32"/>
-              </w:rPr>
-              <w:t>4 SCRATCH H</w:t>
-            </w:r>
-          </w:p>
-        </w:tc>
-        <w:tc>
-          <w:tcPr>
-            <w:tcW w:w="992" w:type="dxa"/>
-          </w:tcPr>
-          <w:p>
-            <w:pPr>
-              <w:jc w:val="center"/>
-              <w:rPr>
-                <w:rFonts w:ascii="Calibri" w:hAnsi="Calibri" w:cs="Calibri"/>
-                <w:sz w:val="32"/>
-                <w:szCs w:val="32"/>
-              </w:rPr>
-            </w:pPr>
-            <w:r>
-              <w:rPr>
-                <w:rFonts w:ascii="Calibri" w:hAnsi="Calibri" w:cs="Calibri"/>
-                <w:sz w:val="32"/>
-                <w:szCs w:val="32"/>
-              </w:rPr>
-              <w:t>RS4H</w:t>
-            </w:r>
-          </w:p>
-        </w:tc>
-        <w:tc>
-          <w:tcPr>
-            <w:tcW w:w="4395" w:type="dxa"/>
-          </w:tcPr>
-          <w:p>
-            <w:pPr>
-              <w:jc w:val="center"/>
-              <w:rPr>
-                <w:rFonts w:ascii="Calibri" w:hAnsi="Calibri" w:cs="Calibri"/>
-                <w:sz w:val="32"/>
-                <w:szCs w:val="32"/>
-              </w:rPr>
-            </w:pPr>
-            <w:r>
-              <w:rPr>
-                <w:rFonts w:ascii="Calibri" w:hAnsi="Calibri" w:cs="Calibri"/>
-                <w:sz w:val="32"/>
-                <w:szCs w:val="32"/>
-              </w:rPr>
-              <w:t>FS4H LS4H</w:t>
-            </w:r>
-          </w:p>
-        </w:tc>
-        <w:tc>
-          <w:tcPr>
-            <w:tcW w:w="1984" w:type="dxa"/>
-          </w:tcPr>
-          <w:p>
-            <w:pPr>
-              <w:jc w:val="center"/>
-              <w:rPr>
-                <w:rFonts w:ascii="Calibri" w:hAnsi="Calibri" w:cs="Calibri"/>
-                <w:sz w:val="32"/>
-                <w:szCs w:val="32"/>
-              </w:rPr>
-            </w:pPr>
-            <w:r>
-              <w:rPr>
-                <w:rFonts w:ascii="Calibri" w:hAnsi="Calibri" w:cs="Calibri"/>
-                <w:sz w:val="32"/>
-                <w:szCs w:val="32"/>
-              </w:rPr>
-              <w:t>TS4H</w:t>
-            </w:r>
-          </w:p>
-        </w:tc>
-      </w:tr>
-      <w:tr>
-        <w:tc>
-          <w:tcPr>
-            <w:tcW w:w="1951" w:type="dxa"/>
-          </w:tcPr>
-          <w:p>
-            <w:pPr>
-              <w:jc w:val="center"/>
-              <w:rPr>
-                <w:rFonts w:ascii="Calibri" w:hAnsi="Calibri" w:cs="Calibri"/>
-                <w:sz w:val="32"/>
-                <w:szCs w:val="32"/>
-              </w:rPr>
-            </w:pPr>
-            <w:r>
-              <w:rPr>
-                <w:rFonts w:ascii="Calibri" w:hAnsi="Calibri" w:cs="Calibri"/>
-                <w:sz w:val="32"/>
-                <w:szCs w:val="32"/>
-              </w:rPr>
-              <w:t>5 SCRATCH H</w:t>
-            </w:r>
-          </w:p>
-        </w:tc>
-        <w:tc>
-          <w:tcPr>
-            <w:tcW w:w="992" w:type="dxa"/>
-          </w:tcPr>
-          <w:p>
-            <w:pPr>
-              <w:jc w:val="center"/>
-              <w:rPr>
-                <w:rFonts w:ascii="Calibri" w:hAnsi="Calibri" w:cs="Calibri"/>
-                <w:sz w:val="32"/>
-                <w:szCs w:val="32"/>
-              </w:rPr>
-            </w:pPr>
-            <w:r>
-              <w:rPr>
-                <w:rFonts w:ascii="Calibri" w:hAnsi="Calibri" w:cs="Calibri"/>
-                <w:sz w:val="32"/>
-                <w:szCs w:val="32"/>
-              </w:rPr>
-              <w:t>RS5H</w:t>
-            </w:r>
-          </w:p>
-        </w:tc>
-        <w:tc>
-          <w:tcPr>
-            <w:tcW w:w="4395" w:type="dxa"/>
-          </w:tcPr>
-          <w:p>
-            <w:pPr>
-              <w:jc w:val="center"/>
-              <w:rPr>
-                <w:rFonts w:ascii="Calibri" w:hAnsi="Calibri" w:cs="Calibri"/>
-                <w:sz w:val="32"/>
-                <w:szCs w:val="32"/>
-              </w:rPr>
-            </w:pPr>
-            <w:r>
-              <w:rPr>
-                <w:rFonts w:ascii="Calibri" w:hAnsi="Calibri" w:cs="Calibri"/>
-                <w:sz w:val="32"/>
-                <w:szCs w:val="32"/>
-              </w:rPr>
-              <w:t>FS5H LS5H</w:t>
-            </w:r>
-          </w:p>
-        </w:tc>
-        <w:tc>
-          <w:tcPr>
-            <w:tcW w:w="1984" w:type="dxa"/>
-          </w:tcPr>
-          <w:p>
-            <w:pPr>
-              <w:jc w:val="center"/>
-              <w:rPr>
-                <w:rFonts w:ascii="Calibri" w:hAnsi="Calibri" w:cs="Calibri"/>
-                <w:sz w:val="32"/>
-                <w:szCs w:val="32"/>
-              </w:rPr>
-            </w:pPr>
-            <w:r>
-              <w:rPr>
-                <w:rFonts w:ascii="Calibri" w:hAnsi="Calibri" w:cs="Calibri"/>
-                <w:sz w:val="32"/>
-                <w:szCs w:val="32"/>
-              </w:rPr>
-              <w:t>TS5H</w:t>
             </w:r>
           </w:p>
         </w:tc>
@@ -2209,6 +2037,7 @@
   <w:style w:type="paragraph" w:default="1" w:styleId="Normal">
     <w:name w:val="Normal"/>
     <w:qFormat/>
+    <w:rsid w:val="000F662C"/>
   </w:style>
   <w:style w:type="paragraph" w:styleId="Titre1">
     <w:name w:val="heading 1"/>

--- a/Files/template.docx
+++ b/Files/template.docx
@@ -43,6 +43,14 @@
         </w:rPr>
         <w:t>6</w:t>
       </w:r>
+      <w:r>
+        <w:rPr>
+          <w:rFonts w:ascii="Calibri" w:hAnsi="Calibri" w:cs="Calibri"/>
+          <w:sz w:val="40"/>
+          <w:szCs w:val="40"/>
+        </w:rPr>
+        <w:t xml:space="preserve"> – 10km</w:t>
+      </w:r>
     </w:p>
     <w:p>
       <w:pPr>
@@ -110,6 +118,14 @@
               </w:rPr>
               <w:t>R65+H</w:t>
             </w:r>
+            <w:r>
+              <w:rPr>
+                <w:rFonts w:ascii="Calibri" w:hAnsi="Calibri" w:cs="Calibri"/>
+                <w:sz w:val="32"/>
+                <w:szCs w:val="32"/>
+              </w:rPr>
+              <w:t>10</w:t>
+            </w:r>
           </w:p>
         </w:tc>
         <w:tc>
@@ -131,7 +147,31 @@
                 <w:sz w:val="32"/>
                 <w:szCs w:val="32"/>
               </w:rPr>
-              <w:t>F65+H L65+H</w:t>
+              <w:t>F65+H</w:t>
+            </w:r>
+            <w:r>
+              <w:rPr>
+                <w:rFonts w:ascii="Calibri" w:hAnsi="Calibri" w:cs="Calibri"/>
+                <w:sz w:val="32"/>
+                <w:szCs w:val="32"/>
+              </w:rPr>
+              <w:t>10</w:t>
+            </w:r>
+            <w:r>
+              <w:rPr>
+                <w:rFonts w:ascii="Calibri" w:hAnsi="Calibri" w:cs="Calibri"/>
+                <w:sz w:val="32"/>
+                <w:szCs w:val="32"/>
+              </w:rPr>
+              <w:t xml:space="preserve"> L65+H</w:t>
+            </w:r>
+            <w:r>
+              <w:rPr>
+                <w:rFonts w:ascii="Calibri" w:hAnsi="Calibri" w:cs="Calibri"/>
+                <w:sz w:val="32"/>
+                <w:szCs w:val="32"/>
+              </w:rPr>
+              <w:t>10</w:t>
             </w:r>
           </w:p>
         </w:tc>
@@ -181,6 +221,14 @@
               </w:rPr>
               <w:t>R55+F</w:t>
             </w:r>
+            <w:r>
+              <w:rPr>
+                <w:rFonts w:ascii="Calibri" w:hAnsi="Calibri" w:cs="Calibri"/>
+                <w:sz w:val="32"/>
+                <w:szCs w:val="32"/>
+              </w:rPr>
+              <w:t>10</w:t>
+            </w:r>
           </w:p>
         </w:tc>
         <w:tc>
@@ -202,7 +250,31 @@
                 <w:sz w:val="32"/>
                 <w:szCs w:val="32"/>
               </w:rPr>
-              <w:t>F55+F L55+F</w:t>
+              <w:t>F55+F</w:t>
+            </w:r>
+            <w:r>
+              <w:rPr>
+                <w:rFonts w:ascii="Calibri" w:hAnsi="Calibri" w:cs="Calibri"/>
+                <w:sz w:val="32"/>
+                <w:szCs w:val="32"/>
+              </w:rPr>
+              <w:t>10</w:t>
+            </w:r>
+            <w:r>
+              <w:rPr>
+                <w:rFonts w:ascii="Calibri" w:hAnsi="Calibri" w:cs="Calibri"/>
+                <w:sz w:val="32"/>
+                <w:szCs w:val="32"/>
+              </w:rPr>
+              <w:t xml:space="preserve"> L55+F</w:t>
+            </w:r>
+            <w:r>
+              <w:rPr>
+                <w:rFonts w:ascii="Calibri" w:hAnsi="Calibri" w:cs="Calibri"/>
+                <w:sz w:val="32"/>
+                <w:szCs w:val="32"/>
+              </w:rPr>
+              <w:t>10</w:t>
             </w:r>
           </w:p>
         </w:tc>
@@ -252,6 +324,14 @@
               </w:rPr>
               <w:t>R55+H</w:t>
             </w:r>
+            <w:r>
+              <w:rPr>
+                <w:rFonts w:ascii="Calibri" w:hAnsi="Calibri" w:cs="Calibri"/>
+                <w:sz w:val="32"/>
+                <w:szCs w:val="32"/>
+              </w:rPr>
+              <w:t>10</w:t>
+            </w:r>
           </w:p>
         </w:tc>
         <w:tc>
@@ -273,7 +353,31 @@
                 <w:sz w:val="32"/>
                 <w:szCs w:val="32"/>
               </w:rPr>
-              <w:t>F55+H L55+H</w:t>
+              <w:t>F55+H</w:t>
+            </w:r>
+            <w:r>
+              <w:rPr>
+                <w:rFonts w:ascii="Calibri" w:hAnsi="Calibri" w:cs="Calibri"/>
+                <w:sz w:val="32"/>
+                <w:szCs w:val="32"/>
+              </w:rPr>
+              <w:t>10</w:t>
+            </w:r>
+            <w:r>
+              <w:rPr>
+                <w:rFonts w:ascii="Calibri" w:hAnsi="Calibri" w:cs="Calibri"/>
+                <w:sz w:val="32"/>
+                <w:szCs w:val="32"/>
+              </w:rPr>
+              <w:t xml:space="preserve"> L55+H</w:t>
+            </w:r>
+            <w:r>
+              <w:rPr>
+                <w:rFonts w:ascii="Calibri" w:hAnsi="Calibri" w:cs="Calibri"/>
+                <w:sz w:val="32"/>
+                <w:szCs w:val="32"/>
+              </w:rPr>
+              <w:t>10</w:t>
             </w:r>
           </w:p>
         </w:tc>
@@ -323,6 +427,14 @@
               </w:rPr>
               <w:t>R45+F</w:t>
             </w:r>
+            <w:r>
+              <w:rPr>
+                <w:rFonts w:ascii="Calibri" w:hAnsi="Calibri" w:cs="Calibri"/>
+                <w:sz w:val="32"/>
+                <w:szCs w:val="32"/>
+              </w:rPr>
+              <w:t>10</w:t>
+            </w:r>
           </w:p>
         </w:tc>
         <w:tc>
@@ -344,7 +456,31 @@
                 <w:sz w:val="32"/>
                 <w:szCs w:val="32"/>
               </w:rPr>
-              <w:t>F45+F L45+F</w:t>
+              <w:t>F45+F</w:t>
+            </w:r>
+            <w:r>
+              <w:rPr>
+                <w:rFonts w:ascii="Calibri" w:hAnsi="Calibri" w:cs="Calibri"/>
+                <w:sz w:val="32"/>
+                <w:szCs w:val="32"/>
+              </w:rPr>
+              <w:t>10</w:t>
+            </w:r>
+            <w:r>
+              <w:rPr>
+                <w:rFonts w:ascii="Calibri" w:hAnsi="Calibri" w:cs="Calibri"/>
+                <w:sz w:val="32"/>
+                <w:szCs w:val="32"/>
+              </w:rPr>
+              <w:t xml:space="preserve"> L45+F</w:t>
+            </w:r>
+            <w:r>
+              <w:rPr>
+                <w:rFonts w:ascii="Calibri" w:hAnsi="Calibri" w:cs="Calibri"/>
+                <w:sz w:val="32"/>
+                <w:szCs w:val="32"/>
+              </w:rPr>
+              <w:t>10</w:t>
             </w:r>
           </w:p>
         </w:tc>
@@ -394,6 +530,14 @@
               </w:rPr>
               <w:t>R45+H</w:t>
             </w:r>
+            <w:r>
+              <w:rPr>
+                <w:rFonts w:ascii="Calibri" w:hAnsi="Calibri" w:cs="Calibri"/>
+                <w:sz w:val="32"/>
+                <w:szCs w:val="32"/>
+              </w:rPr>
+              <w:t>10</w:t>
+            </w:r>
           </w:p>
         </w:tc>
         <w:tc>
@@ -415,7 +559,31 @@
                 <w:sz w:val="32"/>
                 <w:szCs w:val="32"/>
               </w:rPr>
-              <w:t>F45+H L45+H</w:t>
+              <w:t>F45+H</w:t>
+            </w:r>
+            <w:r>
+              <w:rPr>
+                <w:rFonts w:ascii="Calibri" w:hAnsi="Calibri" w:cs="Calibri"/>
+                <w:sz w:val="32"/>
+                <w:szCs w:val="32"/>
+              </w:rPr>
+              <w:t>10</w:t>
+            </w:r>
+            <w:r>
+              <w:rPr>
+                <w:rFonts w:ascii="Calibri" w:hAnsi="Calibri" w:cs="Calibri"/>
+                <w:sz w:val="32"/>
+                <w:szCs w:val="32"/>
+              </w:rPr>
+              <w:t xml:space="preserve"> L45+H</w:t>
+            </w:r>
+            <w:r>
+              <w:rPr>
+                <w:rFonts w:ascii="Calibri" w:hAnsi="Calibri" w:cs="Calibri"/>
+                <w:sz w:val="32"/>
+                <w:szCs w:val="32"/>
+              </w:rPr>
+              <w:t>10</w:t>
             </w:r>
           </w:p>
         </w:tc>
@@ -465,6 +633,14 @@
               </w:rPr>
               <w:t>R35+F</w:t>
             </w:r>
+            <w:r>
+              <w:rPr>
+                <w:rFonts w:ascii="Calibri" w:hAnsi="Calibri" w:cs="Calibri"/>
+                <w:sz w:val="32"/>
+                <w:szCs w:val="32"/>
+              </w:rPr>
+              <w:t>10</w:t>
+            </w:r>
           </w:p>
         </w:tc>
         <w:tc>
@@ -486,7 +662,31 @@
                 <w:sz w:val="32"/>
                 <w:szCs w:val="32"/>
               </w:rPr>
-              <w:t>F35+F L35+F</w:t>
+              <w:t>F35+F</w:t>
+            </w:r>
+            <w:r>
+              <w:rPr>
+                <w:rFonts w:ascii="Calibri" w:hAnsi="Calibri" w:cs="Calibri"/>
+                <w:sz w:val="32"/>
+                <w:szCs w:val="32"/>
+              </w:rPr>
+              <w:t>10</w:t>
+            </w:r>
+            <w:r>
+              <w:rPr>
+                <w:rFonts w:ascii="Calibri" w:hAnsi="Calibri" w:cs="Calibri"/>
+                <w:sz w:val="32"/>
+                <w:szCs w:val="32"/>
+              </w:rPr>
+              <w:t xml:space="preserve"> L35+F</w:t>
+            </w:r>
+            <w:r>
+              <w:rPr>
+                <w:rFonts w:ascii="Calibri" w:hAnsi="Calibri" w:cs="Calibri"/>
+                <w:sz w:val="32"/>
+                <w:szCs w:val="32"/>
+              </w:rPr>
+              <w:t>10</w:t>
             </w:r>
           </w:p>
         </w:tc>
@@ -536,6 +736,14 @@
               </w:rPr>
               <w:t>R35+H</w:t>
             </w:r>
+            <w:r>
+              <w:rPr>
+                <w:rFonts w:ascii="Calibri" w:hAnsi="Calibri" w:cs="Calibri"/>
+                <w:sz w:val="32"/>
+                <w:szCs w:val="32"/>
+              </w:rPr>
+              <w:t>10</w:t>
+            </w:r>
           </w:p>
         </w:tc>
         <w:tc>
@@ -557,7 +765,31 @@
                 <w:sz w:val="32"/>
                 <w:szCs w:val="32"/>
               </w:rPr>
-              <w:t>F35+H L35+H</w:t>
+              <w:t>F35+H</w:t>
+            </w:r>
+            <w:r>
+              <w:rPr>
+                <w:rFonts w:ascii="Calibri" w:hAnsi="Calibri" w:cs="Calibri"/>
+                <w:sz w:val="32"/>
+                <w:szCs w:val="32"/>
+              </w:rPr>
+              <w:t>10</w:t>
+            </w:r>
+            <w:r>
+              <w:rPr>
+                <w:rFonts w:ascii="Calibri" w:hAnsi="Calibri" w:cs="Calibri"/>
+                <w:sz w:val="32"/>
+                <w:szCs w:val="32"/>
+              </w:rPr>
+              <w:t xml:space="preserve"> L35+H</w:t>
+            </w:r>
+            <w:r>
+              <w:rPr>
+                <w:rFonts w:ascii="Calibri" w:hAnsi="Calibri" w:cs="Calibri"/>
+                <w:sz w:val="32"/>
+                <w:szCs w:val="32"/>
+              </w:rPr>
+              <w:t>10</w:t>
             </w:r>
           </w:p>
         </w:tc>
@@ -607,6 +839,14 @@
               </w:rPr>
               <w:t>RSF</w:t>
             </w:r>
+            <w:r>
+              <w:rPr>
+                <w:rFonts w:ascii="Calibri" w:hAnsi="Calibri" w:cs="Calibri"/>
+                <w:sz w:val="32"/>
+                <w:szCs w:val="32"/>
+              </w:rPr>
+              <w:t>10</w:t>
+            </w:r>
           </w:p>
         </w:tc>
         <w:tc>
@@ -628,7 +868,31 @@
                 <w:sz w:val="32"/>
                 <w:szCs w:val="32"/>
               </w:rPr>
-              <w:t>FSF LSF</w:t>
+              <w:t>FSF</w:t>
+            </w:r>
+            <w:r>
+              <w:rPr>
+                <w:rFonts w:ascii="Calibri" w:hAnsi="Calibri" w:cs="Calibri"/>
+                <w:sz w:val="32"/>
+                <w:szCs w:val="32"/>
+              </w:rPr>
+              <w:t>10</w:t>
+            </w:r>
+            <w:r>
+              <w:rPr>
+                <w:rFonts w:ascii="Calibri" w:hAnsi="Calibri" w:cs="Calibri"/>
+                <w:sz w:val="32"/>
+                <w:szCs w:val="32"/>
+              </w:rPr>
+              <w:t xml:space="preserve"> LSF</w:t>
+            </w:r>
+            <w:r>
+              <w:rPr>
+                <w:rFonts w:ascii="Calibri" w:hAnsi="Calibri" w:cs="Calibri"/>
+                <w:sz w:val="32"/>
+                <w:szCs w:val="32"/>
+              </w:rPr>
+              <w:t>10</w:t>
             </w:r>
           </w:p>
         </w:tc>
@@ -678,6 +942,14 @@
               </w:rPr>
               <w:t>RSH</w:t>
             </w:r>
+            <w:r>
+              <w:rPr>
+                <w:rFonts w:ascii="Calibri" w:hAnsi="Calibri" w:cs="Calibri"/>
+                <w:sz w:val="32"/>
+                <w:szCs w:val="32"/>
+              </w:rPr>
+              <w:t>10</w:t>
+            </w:r>
           </w:p>
         </w:tc>
         <w:tc>
@@ -699,7 +971,31 @@
                 <w:sz w:val="32"/>
                 <w:szCs w:val="32"/>
               </w:rPr>
-              <w:t>FSH LSH</w:t>
+              <w:t>FSH</w:t>
+            </w:r>
+            <w:r>
+              <w:rPr>
+                <w:rFonts w:ascii="Calibri" w:hAnsi="Calibri" w:cs="Calibri"/>
+                <w:sz w:val="32"/>
+                <w:szCs w:val="32"/>
+              </w:rPr>
+              <w:t>10</w:t>
+            </w:r>
+            <w:r>
+              <w:rPr>
+                <w:rFonts w:ascii="Calibri" w:hAnsi="Calibri" w:cs="Calibri"/>
+                <w:sz w:val="32"/>
+                <w:szCs w:val="32"/>
+              </w:rPr>
+              <w:t xml:space="preserve"> LSH</w:t>
+            </w:r>
+            <w:r>
+              <w:rPr>
+                <w:rFonts w:ascii="Calibri" w:hAnsi="Calibri" w:cs="Calibri"/>
+                <w:sz w:val="32"/>
+                <w:szCs w:val="32"/>
+              </w:rPr>
+              <w:t>10</w:t>
             </w:r>
           </w:p>
         </w:tc>
@@ -749,6 +1045,14 @@
               </w:rPr>
               <w:t>RJF</w:t>
             </w:r>
+            <w:r>
+              <w:rPr>
+                <w:rFonts w:ascii="Calibri" w:hAnsi="Calibri" w:cs="Calibri"/>
+                <w:sz w:val="32"/>
+                <w:szCs w:val="32"/>
+              </w:rPr>
+              <w:t>10</w:t>
+            </w:r>
           </w:p>
         </w:tc>
         <w:tc>
@@ -770,7 +1074,31 @@
                 <w:sz w:val="32"/>
                 <w:szCs w:val="32"/>
               </w:rPr>
-              <w:t>FJF LJF</w:t>
+              <w:t>FJF</w:t>
+            </w:r>
+            <w:r>
+              <w:rPr>
+                <w:rFonts w:ascii="Calibri" w:hAnsi="Calibri" w:cs="Calibri"/>
+                <w:sz w:val="32"/>
+                <w:szCs w:val="32"/>
+              </w:rPr>
+              <w:t>10</w:t>
+            </w:r>
+            <w:r>
+              <w:rPr>
+                <w:rFonts w:ascii="Calibri" w:hAnsi="Calibri" w:cs="Calibri"/>
+                <w:sz w:val="32"/>
+                <w:szCs w:val="32"/>
+              </w:rPr>
+              <w:t xml:space="preserve"> LJF</w:t>
+            </w:r>
+            <w:r>
+              <w:rPr>
+                <w:rFonts w:ascii="Calibri" w:hAnsi="Calibri" w:cs="Calibri"/>
+                <w:sz w:val="32"/>
+                <w:szCs w:val="32"/>
+              </w:rPr>
+              <w:t>10</w:t>
             </w:r>
           </w:p>
         </w:tc>
@@ -820,6 +1148,14 @@
               </w:rPr>
               <w:t>RJH</w:t>
             </w:r>
+            <w:r>
+              <w:rPr>
+                <w:rFonts w:ascii="Calibri" w:hAnsi="Calibri" w:cs="Calibri"/>
+                <w:sz w:val="32"/>
+                <w:szCs w:val="32"/>
+              </w:rPr>
+              <w:t>10</w:t>
+            </w:r>
           </w:p>
         </w:tc>
         <w:tc>
@@ -841,7 +1177,31 @@
                 <w:sz w:val="32"/>
                 <w:szCs w:val="32"/>
               </w:rPr>
-              <w:t>FJH LJH</w:t>
+              <w:t>FJH</w:t>
+            </w:r>
+            <w:r>
+              <w:rPr>
+                <w:rFonts w:ascii="Calibri" w:hAnsi="Calibri" w:cs="Calibri"/>
+                <w:sz w:val="32"/>
+                <w:szCs w:val="32"/>
+              </w:rPr>
+              <w:t>10</w:t>
+            </w:r>
+            <w:r>
+              <w:rPr>
+                <w:rFonts w:ascii="Calibri" w:hAnsi="Calibri" w:cs="Calibri"/>
+                <w:sz w:val="32"/>
+                <w:szCs w:val="32"/>
+              </w:rPr>
+              <w:t xml:space="preserve"> LJH</w:t>
+            </w:r>
+            <w:r>
+              <w:rPr>
+                <w:rFonts w:ascii="Calibri" w:hAnsi="Calibri" w:cs="Calibri"/>
+                <w:sz w:val="32"/>
+                <w:szCs w:val="32"/>
+              </w:rPr>
+              <w:t>10</w:t>
             </w:r>
           </w:p>
         </w:tc>
@@ -864,10 +1224,10 @@
         <w:tblLook w:val="04A0" w:firstRow="1" w:lastRow="0" w:firstColumn="1" w:lastColumn="0" w:noHBand="0" w:noVBand="1"/>
       </w:tblPr>
       <w:tblGrid>
-        <w:gridCol w:w="1939"/>
-        <w:gridCol w:w="1004"/>
-        <w:gridCol w:w="4395"/>
-        <w:gridCol w:w="1984"/>
+        <w:gridCol w:w="1919"/>
+        <w:gridCol w:w="1167"/>
+        <w:gridCol w:w="4281"/>
+        <w:gridCol w:w="1955"/>
       </w:tblGrid>
       <w:tr>
         <w:tc>
@@ -914,6 +1274,14 @@
               </w:rPr>
               <w:t>RS1F</w:t>
             </w:r>
+            <w:r>
+              <w:rPr>
+                <w:rFonts w:ascii="Calibri" w:hAnsi="Calibri" w:cs="Calibri"/>
+                <w:sz w:val="32"/>
+                <w:szCs w:val="32"/>
+              </w:rPr>
+              <w:t>10</w:t>
+            </w:r>
           </w:p>
         </w:tc>
         <w:tc>
@@ -935,7 +1303,31 @@
                 <w:sz w:val="32"/>
                 <w:szCs w:val="32"/>
               </w:rPr>
-              <w:t>FS1F LS1F</w:t>
+              <w:t>FS1F</w:t>
+            </w:r>
+            <w:r>
+              <w:rPr>
+                <w:rFonts w:ascii="Calibri" w:hAnsi="Calibri" w:cs="Calibri"/>
+                <w:sz w:val="32"/>
+                <w:szCs w:val="32"/>
+              </w:rPr>
+              <w:t>10</w:t>
+            </w:r>
+            <w:r>
+              <w:rPr>
+                <w:rFonts w:ascii="Calibri" w:hAnsi="Calibri" w:cs="Calibri"/>
+                <w:sz w:val="32"/>
+                <w:szCs w:val="32"/>
+              </w:rPr>
+              <w:t xml:space="preserve"> LS1F</w:t>
+            </w:r>
+            <w:r>
+              <w:rPr>
+                <w:rFonts w:ascii="Calibri" w:hAnsi="Calibri" w:cs="Calibri"/>
+                <w:sz w:val="32"/>
+                <w:szCs w:val="32"/>
+              </w:rPr>
+              <w:t>10</w:t>
             </w:r>
           </w:p>
         </w:tc>
@@ -959,6 +1351,14 @@
                 <w:szCs w:val="32"/>
               </w:rPr>
               <w:t>TS1F</w:t>
+            </w:r>
+            <w:r>
+              <w:rPr>
+                <w:rFonts w:ascii="Calibri" w:hAnsi="Calibri" w:cs="Calibri"/>
+                <w:sz w:val="32"/>
+                <w:szCs w:val="32"/>
+              </w:rPr>
+              <w:t>10</w:t>
             </w:r>
           </w:p>
         </w:tc>
@@ -1008,6 +1408,14 @@
               </w:rPr>
               <w:t>RS2F</w:t>
             </w:r>
+            <w:r>
+              <w:rPr>
+                <w:rFonts w:ascii="Calibri" w:hAnsi="Calibri" w:cs="Calibri"/>
+                <w:sz w:val="32"/>
+                <w:szCs w:val="32"/>
+              </w:rPr>
+              <w:t>10</w:t>
+            </w:r>
           </w:p>
         </w:tc>
         <w:tc>
@@ -1029,7 +1437,31 @@
                 <w:sz w:val="32"/>
                 <w:szCs w:val="32"/>
               </w:rPr>
-              <w:t>FS2F LS2F</w:t>
+              <w:t>FS2F</w:t>
+            </w:r>
+            <w:r>
+              <w:rPr>
+                <w:rFonts w:ascii="Calibri" w:hAnsi="Calibri" w:cs="Calibri"/>
+                <w:sz w:val="32"/>
+                <w:szCs w:val="32"/>
+              </w:rPr>
+              <w:t>10</w:t>
+            </w:r>
+            <w:r>
+              <w:rPr>
+                <w:rFonts w:ascii="Calibri" w:hAnsi="Calibri" w:cs="Calibri"/>
+                <w:sz w:val="32"/>
+                <w:szCs w:val="32"/>
+              </w:rPr>
+              <w:t xml:space="preserve"> LS2F</w:t>
+            </w:r>
+            <w:r>
+              <w:rPr>
+                <w:rFonts w:ascii="Calibri" w:hAnsi="Calibri" w:cs="Calibri"/>
+                <w:sz w:val="32"/>
+                <w:szCs w:val="32"/>
+              </w:rPr>
+              <w:t>10</w:t>
             </w:r>
           </w:p>
         </w:tc>
@@ -1053,6 +1485,14 @@
                 <w:szCs w:val="32"/>
               </w:rPr>
               <w:t>TS2F</w:t>
+            </w:r>
+            <w:r>
+              <w:rPr>
+                <w:rFonts w:ascii="Calibri" w:hAnsi="Calibri" w:cs="Calibri"/>
+                <w:sz w:val="32"/>
+                <w:szCs w:val="32"/>
+              </w:rPr>
+              <w:t>10</w:t>
             </w:r>
           </w:p>
         </w:tc>
@@ -1102,6 +1542,14 @@
               </w:rPr>
               <w:t>RS3F</w:t>
             </w:r>
+            <w:r>
+              <w:rPr>
+                <w:rFonts w:ascii="Calibri" w:hAnsi="Calibri" w:cs="Calibri"/>
+                <w:sz w:val="32"/>
+                <w:szCs w:val="32"/>
+              </w:rPr>
+              <w:t>10</w:t>
+            </w:r>
           </w:p>
         </w:tc>
         <w:tc>
@@ -1123,7 +1571,31 @@
                 <w:sz w:val="32"/>
                 <w:szCs w:val="32"/>
               </w:rPr>
-              <w:t>FS3F LS3F</w:t>
+              <w:t>FS3F</w:t>
+            </w:r>
+            <w:r>
+              <w:rPr>
+                <w:rFonts w:ascii="Calibri" w:hAnsi="Calibri" w:cs="Calibri"/>
+                <w:sz w:val="32"/>
+                <w:szCs w:val="32"/>
+              </w:rPr>
+              <w:t>10</w:t>
+            </w:r>
+            <w:r>
+              <w:rPr>
+                <w:rFonts w:ascii="Calibri" w:hAnsi="Calibri" w:cs="Calibri"/>
+                <w:sz w:val="32"/>
+                <w:szCs w:val="32"/>
+              </w:rPr>
+              <w:t xml:space="preserve"> LS3F</w:t>
+            </w:r>
+            <w:r>
+              <w:rPr>
+                <w:rFonts w:ascii="Calibri" w:hAnsi="Calibri" w:cs="Calibri"/>
+                <w:sz w:val="32"/>
+                <w:szCs w:val="32"/>
+              </w:rPr>
+              <w:t>10</w:t>
             </w:r>
           </w:p>
         </w:tc>
@@ -1147,6 +1619,14 @@
                 <w:szCs w:val="32"/>
               </w:rPr>
               <w:t>TS3F</w:t>
+            </w:r>
+            <w:r>
+              <w:rPr>
+                <w:rFonts w:ascii="Calibri" w:hAnsi="Calibri" w:cs="Calibri"/>
+                <w:sz w:val="32"/>
+                <w:szCs w:val="32"/>
+              </w:rPr>
+              <w:t>10</w:t>
             </w:r>
           </w:p>
         </w:tc>
@@ -1165,10 +1645,10 @@
         <w:tblLook w:val="04A0" w:firstRow="1" w:lastRow="0" w:firstColumn="1" w:lastColumn="0" w:noHBand="0" w:noVBand="1"/>
       </w:tblPr>
       <w:tblGrid>
-        <w:gridCol w:w="1951"/>
-        <w:gridCol w:w="992"/>
-        <w:gridCol w:w="4395"/>
-        <w:gridCol w:w="1984"/>
+        <w:gridCol w:w="1923"/>
+        <w:gridCol w:w="1219"/>
+        <w:gridCol w:w="4235"/>
+        <w:gridCol w:w="1945"/>
       </w:tblGrid>
       <w:tr>
         <w:tc>
@@ -1215,6 +1695,14 @@
               </w:rPr>
               <w:t>RS1H</w:t>
             </w:r>
+            <w:r>
+              <w:rPr>
+                <w:rFonts w:ascii="Calibri" w:hAnsi="Calibri" w:cs="Calibri"/>
+                <w:sz w:val="32"/>
+                <w:szCs w:val="32"/>
+              </w:rPr>
+              <w:t>10</w:t>
+            </w:r>
           </w:p>
         </w:tc>
         <w:tc>
@@ -1236,7 +1724,31 @@
                 <w:sz w:val="32"/>
                 <w:szCs w:val="32"/>
               </w:rPr>
-              <w:t>FS1H LS1H</w:t>
+              <w:t>FS1H</w:t>
+            </w:r>
+            <w:r>
+              <w:rPr>
+                <w:rFonts w:ascii="Calibri" w:hAnsi="Calibri" w:cs="Calibri"/>
+                <w:sz w:val="32"/>
+                <w:szCs w:val="32"/>
+              </w:rPr>
+              <w:t>10</w:t>
+            </w:r>
+            <w:r>
+              <w:rPr>
+                <w:rFonts w:ascii="Calibri" w:hAnsi="Calibri" w:cs="Calibri"/>
+                <w:sz w:val="32"/>
+                <w:szCs w:val="32"/>
+              </w:rPr>
+              <w:t xml:space="preserve"> LS1H</w:t>
+            </w:r>
+            <w:r>
+              <w:rPr>
+                <w:rFonts w:ascii="Calibri" w:hAnsi="Calibri" w:cs="Calibri"/>
+                <w:sz w:val="32"/>
+                <w:szCs w:val="32"/>
+              </w:rPr>
+              <w:t>10</w:t>
             </w:r>
           </w:p>
         </w:tc>
@@ -1260,6 +1772,14 @@
                 <w:szCs w:val="32"/>
               </w:rPr>
               <w:t>TS1H</w:t>
+            </w:r>
+            <w:r>
+              <w:rPr>
+                <w:rFonts w:ascii="Calibri" w:hAnsi="Calibri" w:cs="Calibri"/>
+                <w:sz w:val="32"/>
+                <w:szCs w:val="32"/>
+              </w:rPr>
+              <w:t>10</w:t>
             </w:r>
           </w:p>
         </w:tc>
@@ -1309,6 +1829,14 @@
               </w:rPr>
               <w:t>RS2H</w:t>
             </w:r>
+            <w:r>
+              <w:rPr>
+                <w:rFonts w:ascii="Calibri" w:hAnsi="Calibri" w:cs="Calibri"/>
+                <w:sz w:val="32"/>
+                <w:szCs w:val="32"/>
+              </w:rPr>
+              <w:t>10</w:t>
+            </w:r>
           </w:p>
         </w:tc>
         <w:tc>
@@ -1330,7 +1858,31 @@
                 <w:sz w:val="32"/>
                 <w:szCs w:val="32"/>
               </w:rPr>
-              <w:t>FS2H LS2H</w:t>
+              <w:t>FS2H</w:t>
+            </w:r>
+            <w:r>
+              <w:rPr>
+                <w:rFonts w:ascii="Calibri" w:hAnsi="Calibri" w:cs="Calibri"/>
+                <w:sz w:val="32"/>
+                <w:szCs w:val="32"/>
+              </w:rPr>
+              <w:t>10</w:t>
+            </w:r>
+            <w:r>
+              <w:rPr>
+                <w:rFonts w:ascii="Calibri" w:hAnsi="Calibri" w:cs="Calibri"/>
+                <w:sz w:val="32"/>
+                <w:szCs w:val="32"/>
+              </w:rPr>
+              <w:t xml:space="preserve"> LS2H</w:t>
+            </w:r>
+            <w:r>
+              <w:rPr>
+                <w:rFonts w:ascii="Calibri" w:hAnsi="Calibri" w:cs="Calibri"/>
+                <w:sz w:val="32"/>
+                <w:szCs w:val="32"/>
+              </w:rPr>
+              <w:t>10</w:t>
             </w:r>
           </w:p>
         </w:tc>
@@ -1354,6 +1906,14 @@
                 <w:szCs w:val="32"/>
               </w:rPr>
               <w:t>TS2H</w:t>
+            </w:r>
+            <w:r>
+              <w:rPr>
+                <w:rFonts w:ascii="Calibri" w:hAnsi="Calibri" w:cs="Calibri"/>
+                <w:sz w:val="32"/>
+                <w:szCs w:val="32"/>
+              </w:rPr>
+              <w:t>10</w:t>
             </w:r>
           </w:p>
         </w:tc>
@@ -1403,6 +1963,14 @@
               </w:rPr>
               <w:t>RS3H</w:t>
             </w:r>
+            <w:r>
+              <w:rPr>
+                <w:rFonts w:ascii="Calibri" w:hAnsi="Calibri" w:cs="Calibri"/>
+                <w:sz w:val="32"/>
+                <w:szCs w:val="32"/>
+              </w:rPr>
+              <w:t>10</w:t>
+            </w:r>
           </w:p>
         </w:tc>
         <w:tc>
@@ -1424,7 +1992,31 @@
                 <w:sz w:val="32"/>
                 <w:szCs w:val="32"/>
               </w:rPr>
-              <w:t>FS3H LS3H</w:t>
+              <w:t>FS3H</w:t>
+            </w:r>
+            <w:r>
+              <w:rPr>
+                <w:rFonts w:ascii="Calibri" w:hAnsi="Calibri" w:cs="Calibri"/>
+                <w:sz w:val="32"/>
+                <w:szCs w:val="32"/>
+              </w:rPr>
+              <w:t>10</w:t>
+            </w:r>
+            <w:r>
+              <w:rPr>
+                <w:rFonts w:ascii="Calibri" w:hAnsi="Calibri" w:cs="Calibri"/>
+                <w:sz w:val="32"/>
+                <w:szCs w:val="32"/>
+              </w:rPr>
+              <w:t xml:space="preserve"> LS3H</w:t>
+            </w:r>
+            <w:r>
+              <w:rPr>
+                <w:rFonts w:ascii="Calibri" w:hAnsi="Calibri" w:cs="Calibri"/>
+                <w:sz w:val="32"/>
+                <w:szCs w:val="32"/>
+              </w:rPr>
+              <w:t>10</w:t>
             </w:r>
           </w:p>
         </w:tc>
@@ -1448,6 +2040,14 @@
                 <w:szCs w:val="32"/>
               </w:rPr>
               <w:t>TS3H</w:t>
+            </w:r>
+            <w:r>
+              <w:rPr>
+                <w:rFonts w:ascii="Calibri" w:hAnsi="Calibri" w:cs="Calibri"/>
+                <w:sz w:val="32"/>
+                <w:szCs w:val="32"/>
+              </w:rPr>
+              <w:t>10</w:t>
             </w:r>
           </w:p>
         </w:tc>
@@ -1528,6 +2128,14 @@
               </w:rPr>
               <w:t>ROF</w:t>
             </w:r>
+            <w:r>
+              <w:rPr>
+                <w:rFonts w:ascii="Calibri" w:hAnsi="Calibri" w:cs="Calibri"/>
+                <w:sz w:val="32"/>
+                <w:szCs w:val="32"/>
+              </w:rPr>
+              <w:t>10</w:t>
+            </w:r>
           </w:p>
         </w:tc>
         <w:tc>
@@ -1549,7 +2157,31 @@
                 <w:sz w:val="32"/>
                 <w:szCs w:val="32"/>
               </w:rPr>
-              <w:t>FOF LOF</w:t>
+              <w:t>FOF</w:t>
+            </w:r>
+            <w:r>
+              <w:rPr>
+                <w:rFonts w:ascii="Calibri" w:hAnsi="Calibri" w:cs="Calibri"/>
+                <w:sz w:val="32"/>
+                <w:szCs w:val="32"/>
+              </w:rPr>
+              <w:t xml:space="preserve">10 </w:t>
+            </w:r>
+            <w:r>
+              <w:rPr>
+                <w:rFonts w:ascii="Calibri" w:hAnsi="Calibri" w:cs="Calibri"/>
+                <w:sz w:val="32"/>
+                <w:szCs w:val="32"/>
+              </w:rPr>
+              <w:t>LOF</w:t>
+            </w:r>
+            <w:r>
+              <w:rPr>
+                <w:rFonts w:ascii="Calibri" w:hAnsi="Calibri" w:cs="Calibri"/>
+                <w:sz w:val="32"/>
+                <w:szCs w:val="32"/>
+              </w:rPr>
+              <w:t>10</w:t>
             </w:r>
           </w:p>
         </w:tc>
@@ -1599,6 +2231,14 @@
               </w:rPr>
               <w:t>ROH</w:t>
             </w:r>
+            <w:r>
+              <w:rPr>
+                <w:rFonts w:ascii="Calibri" w:hAnsi="Calibri" w:cs="Calibri"/>
+                <w:sz w:val="32"/>
+                <w:szCs w:val="32"/>
+              </w:rPr>
+              <w:t>10</w:t>
+            </w:r>
           </w:p>
         </w:tc>
         <w:tc>
@@ -1620,7 +2260,917 @@
                 <w:sz w:val="32"/>
                 <w:szCs w:val="32"/>
               </w:rPr>
-              <w:t>FOH LOH</w:t>
+              <w:t>FOH</w:t>
+            </w:r>
+            <w:r>
+              <w:rPr>
+                <w:rFonts w:ascii="Calibri" w:hAnsi="Calibri" w:cs="Calibri"/>
+                <w:sz w:val="32"/>
+                <w:szCs w:val="32"/>
+              </w:rPr>
+              <w:t>10</w:t>
+            </w:r>
+            <w:r>
+              <w:rPr>
+                <w:rFonts w:ascii="Calibri" w:hAnsi="Calibri" w:cs="Calibri"/>
+                <w:sz w:val="32"/>
+                <w:szCs w:val="32"/>
+              </w:rPr>
+              <w:t xml:space="preserve"> LOH</w:t>
+            </w:r>
+            <w:r>
+              <w:rPr>
+                <w:rFonts w:ascii="Calibri" w:hAnsi="Calibri" w:cs="Calibri"/>
+                <w:sz w:val="32"/>
+                <w:szCs w:val="32"/>
+              </w:rPr>
+              <w:t>10</w:t>
+            </w:r>
+          </w:p>
+        </w:tc>
+      </w:tr>
+    </w:tbl>
+    <w:p/>
+    <w:p/>
+    <w:p/>
+    <w:p/>
+    <w:p/>
+    <w:p>
+      <w:pPr>
+        <w:jc w:val="center"/>
+        <w:rPr>
+          <w:rFonts w:ascii="Calibri" w:hAnsi="Calibri" w:cs="Calibri"/>
+          <w:sz w:val="40"/>
+          <w:szCs w:val="40"/>
+        </w:rPr>
+      </w:pPr>
+      <w:r>
+        <w:rPr>
+          <w:rFonts w:ascii="Calibri" w:hAnsi="Calibri" w:cs="Calibri"/>
+          <w:sz w:val="40"/>
+          <w:szCs w:val="40"/>
+        </w:rPr>
+        <w:lastRenderedPageBreak/>
+        <w:t xml:space="preserve">Récompenses </w:t>
+      </w:r>
+      <w:r>
+        <w:rPr>
+          <w:rFonts w:ascii="Calibri" w:hAnsi="Calibri" w:cs="Calibri"/>
+          <w:sz w:val="40"/>
+          <w:szCs w:val="40"/>
+        </w:rPr>
+        <w:t xml:space="preserve">15 Août </w:t>
+      </w:r>
+      <w:r>
+        <w:rPr>
+          <w:rFonts w:ascii="Calibri" w:hAnsi="Calibri" w:cs="Calibri"/>
+          <w:sz w:val="40"/>
+          <w:szCs w:val="40"/>
+        </w:rPr>
+        <w:t>202</w:t>
+      </w:r>
+      <w:r>
+        <w:rPr>
+          <w:rFonts w:ascii="Calibri" w:hAnsi="Calibri" w:cs="Calibri"/>
+          <w:sz w:val="40"/>
+          <w:szCs w:val="40"/>
+        </w:rPr>
+        <w:t>6 – 5km</w:t>
+      </w:r>
+    </w:p>
+    <w:p/>
+    <w:tbl>
+      <w:tblPr>
+        <w:tblStyle w:val="Grilledutableau"/>
+        <w:tblpPr w:leftFromText="141" w:rightFromText="141" w:vertAnchor="text" w:horzAnchor="margin" w:tblpY="537"/>
+        <w:tblW w:w="9322" w:type="dxa"/>
+        <w:tblLook w:val="04A0" w:firstRow="1" w:lastRow="0" w:firstColumn="1" w:lastColumn="0" w:noHBand="0" w:noVBand="1"/>
+      </w:tblPr>
+      <w:tblGrid>
+        <w:gridCol w:w="1939"/>
+        <w:gridCol w:w="1004"/>
+        <w:gridCol w:w="4395"/>
+        <w:gridCol w:w="1984"/>
+      </w:tblGrid>
+      <w:tr>
+        <w:tc>
+          <w:tcPr>
+            <w:tcW w:w="1939" w:type="dxa"/>
+          </w:tcPr>
+          <w:p>
+            <w:pPr>
+              <w:jc w:val="center"/>
+              <w:rPr>
+                <w:rFonts w:ascii="Calibri" w:hAnsi="Calibri" w:cs="Calibri"/>
+                <w:sz w:val="32"/>
+                <w:szCs w:val="32"/>
+              </w:rPr>
+            </w:pPr>
+            <w:r>
+              <w:rPr>
+                <w:rFonts w:ascii="Calibri" w:hAnsi="Calibri" w:cs="Calibri"/>
+                <w:sz w:val="32"/>
+                <w:szCs w:val="32"/>
+              </w:rPr>
+              <w:t>1 SCRATCH F</w:t>
+            </w:r>
+          </w:p>
+        </w:tc>
+        <w:tc>
+          <w:tcPr>
+            <w:tcW w:w="1004" w:type="dxa"/>
+          </w:tcPr>
+          <w:p>
+            <w:pPr>
+              <w:jc w:val="center"/>
+              <w:rPr>
+                <w:rFonts w:ascii="Calibri" w:hAnsi="Calibri" w:cs="Calibri"/>
+                <w:sz w:val="32"/>
+                <w:szCs w:val="32"/>
+              </w:rPr>
+            </w:pPr>
+            <w:r>
+              <w:rPr>
+                <w:rFonts w:ascii="Calibri" w:hAnsi="Calibri" w:cs="Calibri"/>
+                <w:sz w:val="32"/>
+                <w:szCs w:val="32"/>
+              </w:rPr>
+              <w:t>RS1F</w:t>
+            </w:r>
+            <w:r>
+              <w:rPr>
+                <w:rFonts w:ascii="Calibri" w:hAnsi="Calibri" w:cs="Calibri"/>
+                <w:sz w:val="32"/>
+                <w:szCs w:val="32"/>
+              </w:rPr>
+              <w:t>5</w:t>
+            </w:r>
+          </w:p>
+        </w:tc>
+        <w:tc>
+          <w:tcPr>
+            <w:tcW w:w="4395" w:type="dxa"/>
+          </w:tcPr>
+          <w:p>
+            <w:pPr>
+              <w:jc w:val="center"/>
+              <w:rPr>
+                <w:rFonts w:ascii="Calibri" w:hAnsi="Calibri" w:cs="Calibri"/>
+                <w:sz w:val="32"/>
+                <w:szCs w:val="32"/>
+              </w:rPr>
+            </w:pPr>
+            <w:r>
+              <w:rPr>
+                <w:rFonts w:ascii="Calibri" w:hAnsi="Calibri" w:cs="Calibri"/>
+                <w:sz w:val="32"/>
+                <w:szCs w:val="32"/>
+              </w:rPr>
+              <w:t>FS1F</w:t>
+            </w:r>
+            <w:r>
+              <w:rPr>
+                <w:rFonts w:ascii="Calibri" w:hAnsi="Calibri" w:cs="Calibri"/>
+                <w:sz w:val="32"/>
+                <w:szCs w:val="32"/>
+              </w:rPr>
+              <w:t>5</w:t>
+            </w:r>
+            <w:r>
+              <w:rPr>
+                <w:rFonts w:ascii="Calibri" w:hAnsi="Calibri" w:cs="Calibri"/>
+                <w:sz w:val="32"/>
+                <w:szCs w:val="32"/>
+              </w:rPr>
+              <w:t xml:space="preserve"> LS1F</w:t>
+            </w:r>
+            <w:r>
+              <w:rPr>
+                <w:rFonts w:ascii="Calibri" w:hAnsi="Calibri" w:cs="Calibri"/>
+                <w:sz w:val="32"/>
+                <w:szCs w:val="32"/>
+              </w:rPr>
+              <w:t>5</w:t>
+            </w:r>
+          </w:p>
+        </w:tc>
+        <w:tc>
+          <w:tcPr>
+            <w:tcW w:w="1984" w:type="dxa"/>
+          </w:tcPr>
+          <w:p>
+            <w:pPr>
+              <w:jc w:val="center"/>
+              <w:rPr>
+                <w:rFonts w:ascii="Calibri" w:hAnsi="Calibri" w:cs="Calibri"/>
+                <w:sz w:val="32"/>
+                <w:szCs w:val="32"/>
+              </w:rPr>
+            </w:pPr>
+            <w:r>
+              <w:rPr>
+                <w:rFonts w:ascii="Calibri" w:hAnsi="Calibri" w:cs="Calibri"/>
+                <w:sz w:val="32"/>
+                <w:szCs w:val="32"/>
+              </w:rPr>
+              <w:t>TS1F</w:t>
+            </w:r>
+            <w:r>
+              <w:rPr>
+                <w:rFonts w:ascii="Calibri" w:hAnsi="Calibri" w:cs="Calibri"/>
+                <w:sz w:val="32"/>
+                <w:szCs w:val="32"/>
+              </w:rPr>
+              <w:t>5</w:t>
+            </w:r>
+          </w:p>
+        </w:tc>
+      </w:tr>
+      <w:tr>
+        <w:tc>
+          <w:tcPr>
+            <w:tcW w:w="1939" w:type="dxa"/>
+          </w:tcPr>
+          <w:p>
+            <w:pPr>
+              <w:jc w:val="center"/>
+              <w:rPr>
+                <w:rFonts w:ascii="Calibri" w:hAnsi="Calibri" w:cs="Calibri"/>
+                <w:sz w:val="32"/>
+                <w:szCs w:val="32"/>
+              </w:rPr>
+            </w:pPr>
+            <w:r>
+              <w:rPr>
+                <w:rFonts w:ascii="Calibri" w:hAnsi="Calibri" w:cs="Calibri"/>
+                <w:sz w:val="32"/>
+                <w:szCs w:val="32"/>
+              </w:rPr>
+              <w:t>2 SCRATCH F</w:t>
+            </w:r>
+          </w:p>
+        </w:tc>
+        <w:tc>
+          <w:tcPr>
+            <w:tcW w:w="1004" w:type="dxa"/>
+          </w:tcPr>
+          <w:p>
+            <w:pPr>
+              <w:jc w:val="center"/>
+              <w:rPr>
+                <w:rFonts w:ascii="Calibri" w:hAnsi="Calibri" w:cs="Calibri"/>
+                <w:sz w:val="32"/>
+                <w:szCs w:val="32"/>
+              </w:rPr>
+            </w:pPr>
+            <w:r>
+              <w:rPr>
+                <w:rFonts w:ascii="Calibri" w:hAnsi="Calibri" w:cs="Calibri"/>
+                <w:sz w:val="32"/>
+                <w:szCs w:val="32"/>
+              </w:rPr>
+              <w:t>RS2F</w:t>
+            </w:r>
+            <w:r>
+              <w:rPr>
+                <w:rFonts w:ascii="Calibri" w:hAnsi="Calibri" w:cs="Calibri"/>
+                <w:sz w:val="32"/>
+                <w:szCs w:val="32"/>
+              </w:rPr>
+              <w:t>5</w:t>
+            </w:r>
+          </w:p>
+        </w:tc>
+        <w:tc>
+          <w:tcPr>
+            <w:tcW w:w="4395" w:type="dxa"/>
+          </w:tcPr>
+          <w:p>
+            <w:pPr>
+              <w:jc w:val="center"/>
+              <w:rPr>
+                <w:rFonts w:ascii="Calibri" w:hAnsi="Calibri" w:cs="Calibri"/>
+                <w:sz w:val="32"/>
+                <w:szCs w:val="32"/>
+              </w:rPr>
+            </w:pPr>
+            <w:r>
+              <w:rPr>
+                <w:rFonts w:ascii="Calibri" w:hAnsi="Calibri" w:cs="Calibri"/>
+                <w:sz w:val="32"/>
+                <w:szCs w:val="32"/>
+              </w:rPr>
+              <w:t>FS2F</w:t>
+            </w:r>
+            <w:r>
+              <w:rPr>
+                <w:rFonts w:ascii="Calibri" w:hAnsi="Calibri" w:cs="Calibri"/>
+                <w:sz w:val="32"/>
+                <w:szCs w:val="32"/>
+              </w:rPr>
+              <w:t>5</w:t>
+            </w:r>
+            <w:r>
+              <w:rPr>
+                <w:rFonts w:ascii="Calibri" w:hAnsi="Calibri" w:cs="Calibri"/>
+                <w:sz w:val="32"/>
+                <w:szCs w:val="32"/>
+              </w:rPr>
+              <w:t xml:space="preserve"> LS2F</w:t>
+            </w:r>
+            <w:r>
+              <w:rPr>
+                <w:rFonts w:ascii="Calibri" w:hAnsi="Calibri" w:cs="Calibri"/>
+                <w:sz w:val="32"/>
+                <w:szCs w:val="32"/>
+              </w:rPr>
+              <w:t>5</w:t>
+            </w:r>
+          </w:p>
+        </w:tc>
+        <w:tc>
+          <w:tcPr>
+            <w:tcW w:w="1984" w:type="dxa"/>
+          </w:tcPr>
+          <w:p>
+            <w:pPr>
+              <w:jc w:val="center"/>
+              <w:rPr>
+                <w:rFonts w:ascii="Calibri" w:hAnsi="Calibri" w:cs="Calibri"/>
+                <w:sz w:val="32"/>
+                <w:szCs w:val="32"/>
+              </w:rPr>
+            </w:pPr>
+            <w:r>
+              <w:rPr>
+                <w:rFonts w:ascii="Calibri" w:hAnsi="Calibri" w:cs="Calibri"/>
+                <w:sz w:val="32"/>
+                <w:szCs w:val="32"/>
+              </w:rPr>
+              <w:t>TS2F</w:t>
+            </w:r>
+            <w:r>
+              <w:rPr>
+                <w:rFonts w:ascii="Calibri" w:hAnsi="Calibri" w:cs="Calibri"/>
+                <w:sz w:val="32"/>
+                <w:szCs w:val="32"/>
+              </w:rPr>
+              <w:t>5</w:t>
+            </w:r>
+          </w:p>
+        </w:tc>
+      </w:tr>
+      <w:tr>
+        <w:tc>
+          <w:tcPr>
+            <w:tcW w:w="1939" w:type="dxa"/>
+          </w:tcPr>
+          <w:p>
+            <w:pPr>
+              <w:jc w:val="center"/>
+              <w:rPr>
+                <w:rFonts w:ascii="Calibri" w:hAnsi="Calibri" w:cs="Calibri"/>
+                <w:sz w:val="32"/>
+                <w:szCs w:val="32"/>
+              </w:rPr>
+            </w:pPr>
+            <w:r>
+              <w:rPr>
+                <w:rFonts w:ascii="Calibri" w:hAnsi="Calibri" w:cs="Calibri"/>
+                <w:sz w:val="32"/>
+                <w:szCs w:val="32"/>
+              </w:rPr>
+              <w:t>3 SCRATCH F</w:t>
+            </w:r>
+          </w:p>
+        </w:tc>
+        <w:tc>
+          <w:tcPr>
+            <w:tcW w:w="1004" w:type="dxa"/>
+          </w:tcPr>
+          <w:p>
+            <w:pPr>
+              <w:jc w:val="center"/>
+              <w:rPr>
+                <w:rFonts w:ascii="Calibri" w:hAnsi="Calibri" w:cs="Calibri"/>
+                <w:sz w:val="32"/>
+                <w:szCs w:val="32"/>
+              </w:rPr>
+            </w:pPr>
+            <w:r>
+              <w:rPr>
+                <w:rFonts w:ascii="Calibri" w:hAnsi="Calibri" w:cs="Calibri"/>
+                <w:sz w:val="32"/>
+                <w:szCs w:val="32"/>
+              </w:rPr>
+              <w:t>RS3F</w:t>
+            </w:r>
+            <w:r>
+              <w:rPr>
+                <w:rFonts w:ascii="Calibri" w:hAnsi="Calibri" w:cs="Calibri"/>
+                <w:sz w:val="32"/>
+                <w:szCs w:val="32"/>
+              </w:rPr>
+              <w:t>5</w:t>
+            </w:r>
+          </w:p>
+        </w:tc>
+        <w:tc>
+          <w:tcPr>
+            <w:tcW w:w="4395" w:type="dxa"/>
+          </w:tcPr>
+          <w:p>
+            <w:pPr>
+              <w:jc w:val="center"/>
+              <w:rPr>
+                <w:rFonts w:ascii="Calibri" w:hAnsi="Calibri" w:cs="Calibri"/>
+                <w:sz w:val="32"/>
+                <w:szCs w:val="32"/>
+              </w:rPr>
+            </w:pPr>
+            <w:r>
+              <w:rPr>
+                <w:rFonts w:ascii="Calibri" w:hAnsi="Calibri" w:cs="Calibri"/>
+                <w:sz w:val="32"/>
+                <w:szCs w:val="32"/>
+              </w:rPr>
+              <w:t>FS3F</w:t>
+            </w:r>
+            <w:r>
+              <w:rPr>
+                <w:rFonts w:ascii="Calibri" w:hAnsi="Calibri" w:cs="Calibri"/>
+                <w:sz w:val="32"/>
+                <w:szCs w:val="32"/>
+              </w:rPr>
+              <w:t>5</w:t>
+            </w:r>
+            <w:r>
+              <w:rPr>
+                <w:rFonts w:ascii="Calibri" w:hAnsi="Calibri" w:cs="Calibri"/>
+                <w:sz w:val="32"/>
+                <w:szCs w:val="32"/>
+              </w:rPr>
+              <w:t xml:space="preserve"> LS3F</w:t>
+            </w:r>
+            <w:r>
+              <w:rPr>
+                <w:rFonts w:ascii="Calibri" w:hAnsi="Calibri" w:cs="Calibri"/>
+                <w:sz w:val="32"/>
+                <w:szCs w:val="32"/>
+              </w:rPr>
+              <w:t>5</w:t>
+            </w:r>
+          </w:p>
+        </w:tc>
+        <w:tc>
+          <w:tcPr>
+            <w:tcW w:w="1984" w:type="dxa"/>
+          </w:tcPr>
+          <w:p>
+            <w:pPr>
+              <w:jc w:val="center"/>
+              <w:rPr>
+                <w:rFonts w:ascii="Calibri" w:hAnsi="Calibri" w:cs="Calibri"/>
+                <w:sz w:val="32"/>
+                <w:szCs w:val="32"/>
+              </w:rPr>
+            </w:pPr>
+            <w:r>
+              <w:rPr>
+                <w:rFonts w:ascii="Calibri" w:hAnsi="Calibri" w:cs="Calibri"/>
+                <w:sz w:val="32"/>
+                <w:szCs w:val="32"/>
+              </w:rPr>
+              <w:t>TS3F</w:t>
+            </w:r>
+            <w:r>
+              <w:rPr>
+                <w:rFonts w:ascii="Calibri" w:hAnsi="Calibri" w:cs="Calibri"/>
+                <w:sz w:val="32"/>
+                <w:szCs w:val="32"/>
+              </w:rPr>
+              <w:t>5</w:t>
+            </w:r>
+          </w:p>
+        </w:tc>
+      </w:tr>
+    </w:tbl>
+    <w:p/>
+    <w:p>
+      <w:pPr>
+        <w:jc w:val="center"/>
+      </w:pPr>
+    </w:p>
+    <w:tbl>
+      <w:tblPr>
+        <w:tblStyle w:val="Grilledutableau"/>
+        <w:tblW w:w="9322" w:type="dxa"/>
+        <w:tblLook w:val="04A0" w:firstRow="1" w:lastRow="0" w:firstColumn="1" w:lastColumn="0" w:noHBand="0" w:noVBand="1"/>
+      </w:tblPr>
+      <w:tblGrid>
+        <w:gridCol w:w="1944"/>
+        <w:gridCol w:w="1057"/>
+        <w:gridCol w:w="4350"/>
+        <w:gridCol w:w="1971"/>
+      </w:tblGrid>
+      <w:tr>
+        <w:tc>
+          <w:tcPr>
+            <w:tcW w:w="1951" w:type="dxa"/>
+          </w:tcPr>
+          <w:p>
+            <w:pPr>
+              <w:jc w:val="center"/>
+              <w:rPr>
+                <w:rFonts w:ascii="Calibri" w:hAnsi="Calibri" w:cs="Calibri"/>
+                <w:sz w:val="32"/>
+                <w:szCs w:val="32"/>
+              </w:rPr>
+            </w:pPr>
+            <w:r>
+              <w:rPr>
+                <w:rFonts w:ascii="Calibri" w:hAnsi="Calibri" w:cs="Calibri"/>
+                <w:sz w:val="32"/>
+                <w:szCs w:val="32"/>
+              </w:rPr>
+              <w:t>1 SCRATCH H</w:t>
+            </w:r>
+          </w:p>
+        </w:tc>
+        <w:tc>
+          <w:tcPr>
+            <w:tcW w:w="992" w:type="dxa"/>
+          </w:tcPr>
+          <w:p>
+            <w:pPr>
+              <w:jc w:val="center"/>
+              <w:rPr>
+                <w:rFonts w:ascii="Calibri" w:hAnsi="Calibri" w:cs="Calibri"/>
+                <w:sz w:val="32"/>
+                <w:szCs w:val="32"/>
+              </w:rPr>
+            </w:pPr>
+            <w:r>
+              <w:rPr>
+                <w:rFonts w:ascii="Calibri" w:hAnsi="Calibri" w:cs="Calibri"/>
+                <w:sz w:val="32"/>
+                <w:szCs w:val="32"/>
+              </w:rPr>
+              <w:t>RS1H</w:t>
+            </w:r>
+            <w:r>
+              <w:rPr>
+                <w:rFonts w:ascii="Calibri" w:hAnsi="Calibri" w:cs="Calibri"/>
+                <w:sz w:val="32"/>
+                <w:szCs w:val="32"/>
+              </w:rPr>
+              <w:t>5</w:t>
+            </w:r>
+          </w:p>
+        </w:tc>
+        <w:tc>
+          <w:tcPr>
+            <w:tcW w:w="4395" w:type="dxa"/>
+          </w:tcPr>
+          <w:p>
+            <w:pPr>
+              <w:jc w:val="center"/>
+              <w:rPr>
+                <w:rFonts w:ascii="Calibri" w:hAnsi="Calibri" w:cs="Calibri"/>
+                <w:sz w:val="32"/>
+                <w:szCs w:val="32"/>
+              </w:rPr>
+            </w:pPr>
+            <w:r>
+              <w:rPr>
+                <w:rFonts w:ascii="Calibri" w:hAnsi="Calibri" w:cs="Calibri"/>
+                <w:sz w:val="32"/>
+                <w:szCs w:val="32"/>
+              </w:rPr>
+              <w:t>FS1H</w:t>
+            </w:r>
+            <w:r>
+              <w:rPr>
+                <w:rFonts w:ascii="Calibri" w:hAnsi="Calibri" w:cs="Calibri"/>
+                <w:sz w:val="32"/>
+                <w:szCs w:val="32"/>
+              </w:rPr>
+              <w:t>5</w:t>
+            </w:r>
+            <w:r>
+              <w:rPr>
+                <w:rFonts w:ascii="Calibri" w:hAnsi="Calibri" w:cs="Calibri"/>
+                <w:sz w:val="32"/>
+                <w:szCs w:val="32"/>
+              </w:rPr>
+              <w:t xml:space="preserve"> LS1H</w:t>
+            </w:r>
+            <w:r>
+              <w:rPr>
+                <w:rFonts w:ascii="Calibri" w:hAnsi="Calibri" w:cs="Calibri"/>
+                <w:sz w:val="32"/>
+                <w:szCs w:val="32"/>
+              </w:rPr>
+              <w:t>5</w:t>
+            </w:r>
+          </w:p>
+        </w:tc>
+        <w:tc>
+          <w:tcPr>
+            <w:tcW w:w="1984" w:type="dxa"/>
+          </w:tcPr>
+          <w:p>
+            <w:pPr>
+              <w:jc w:val="center"/>
+              <w:rPr>
+                <w:rFonts w:ascii="Calibri" w:hAnsi="Calibri" w:cs="Calibri"/>
+                <w:sz w:val="32"/>
+                <w:szCs w:val="32"/>
+              </w:rPr>
+            </w:pPr>
+            <w:r>
+              <w:rPr>
+                <w:rFonts w:ascii="Calibri" w:hAnsi="Calibri" w:cs="Calibri"/>
+                <w:sz w:val="32"/>
+                <w:szCs w:val="32"/>
+              </w:rPr>
+              <w:t>TS1H</w:t>
+            </w:r>
+            <w:r>
+              <w:rPr>
+                <w:rFonts w:ascii="Calibri" w:hAnsi="Calibri" w:cs="Calibri"/>
+                <w:sz w:val="32"/>
+                <w:szCs w:val="32"/>
+              </w:rPr>
+              <w:t>5</w:t>
+            </w:r>
+          </w:p>
+        </w:tc>
+      </w:tr>
+      <w:tr>
+        <w:tc>
+          <w:tcPr>
+            <w:tcW w:w="1951" w:type="dxa"/>
+          </w:tcPr>
+          <w:p>
+            <w:pPr>
+              <w:jc w:val="center"/>
+              <w:rPr>
+                <w:rFonts w:ascii="Calibri" w:hAnsi="Calibri" w:cs="Calibri"/>
+                <w:sz w:val="32"/>
+                <w:szCs w:val="32"/>
+              </w:rPr>
+            </w:pPr>
+            <w:r>
+              <w:rPr>
+                <w:rFonts w:ascii="Calibri" w:hAnsi="Calibri" w:cs="Calibri"/>
+                <w:sz w:val="32"/>
+                <w:szCs w:val="32"/>
+              </w:rPr>
+              <w:t>2 SCRATCH H</w:t>
+            </w:r>
+          </w:p>
+        </w:tc>
+        <w:tc>
+          <w:tcPr>
+            <w:tcW w:w="992" w:type="dxa"/>
+          </w:tcPr>
+          <w:p>
+            <w:pPr>
+              <w:jc w:val="center"/>
+              <w:rPr>
+                <w:rFonts w:ascii="Calibri" w:hAnsi="Calibri" w:cs="Calibri"/>
+                <w:sz w:val="32"/>
+                <w:szCs w:val="32"/>
+              </w:rPr>
+            </w:pPr>
+            <w:r>
+              <w:rPr>
+                <w:rFonts w:ascii="Calibri" w:hAnsi="Calibri" w:cs="Calibri"/>
+                <w:sz w:val="32"/>
+                <w:szCs w:val="32"/>
+              </w:rPr>
+              <w:t>RS2H</w:t>
+            </w:r>
+            <w:r>
+              <w:rPr>
+                <w:rFonts w:ascii="Calibri" w:hAnsi="Calibri" w:cs="Calibri"/>
+                <w:sz w:val="32"/>
+                <w:szCs w:val="32"/>
+              </w:rPr>
+              <w:t>5</w:t>
+            </w:r>
+          </w:p>
+        </w:tc>
+        <w:tc>
+          <w:tcPr>
+            <w:tcW w:w="4395" w:type="dxa"/>
+          </w:tcPr>
+          <w:p>
+            <w:pPr>
+              <w:jc w:val="center"/>
+              <w:rPr>
+                <w:rFonts w:ascii="Calibri" w:hAnsi="Calibri" w:cs="Calibri"/>
+                <w:sz w:val="32"/>
+                <w:szCs w:val="32"/>
+              </w:rPr>
+            </w:pPr>
+            <w:r>
+              <w:rPr>
+                <w:rFonts w:ascii="Calibri" w:hAnsi="Calibri" w:cs="Calibri"/>
+                <w:sz w:val="32"/>
+                <w:szCs w:val="32"/>
+              </w:rPr>
+              <w:t>FS2H</w:t>
+            </w:r>
+            <w:r>
+              <w:rPr>
+                <w:rFonts w:ascii="Calibri" w:hAnsi="Calibri" w:cs="Calibri"/>
+                <w:sz w:val="32"/>
+                <w:szCs w:val="32"/>
+              </w:rPr>
+              <w:t>5</w:t>
+            </w:r>
+            <w:r>
+              <w:rPr>
+                <w:rFonts w:ascii="Calibri" w:hAnsi="Calibri" w:cs="Calibri"/>
+                <w:sz w:val="32"/>
+                <w:szCs w:val="32"/>
+              </w:rPr>
+              <w:t xml:space="preserve"> LS2H</w:t>
+            </w:r>
+            <w:r>
+              <w:rPr>
+                <w:rFonts w:ascii="Calibri" w:hAnsi="Calibri" w:cs="Calibri"/>
+                <w:sz w:val="32"/>
+                <w:szCs w:val="32"/>
+              </w:rPr>
+              <w:t>5</w:t>
+            </w:r>
+          </w:p>
+        </w:tc>
+        <w:tc>
+          <w:tcPr>
+            <w:tcW w:w="1984" w:type="dxa"/>
+          </w:tcPr>
+          <w:p>
+            <w:pPr>
+              <w:jc w:val="center"/>
+              <w:rPr>
+                <w:rFonts w:ascii="Calibri" w:hAnsi="Calibri" w:cs="Calibri"/>
+                <w:sz w:val="32"/>
+                <w:szCs w:val="32"/>
+              </w:rPr>
+            </w:pPr>
+            <w:r>
+              <w:rPr>
+                <w:rFonts w:ascii="Calibri" w:hAnsi="Calibri" w:cs="Calibri"/>
+                <w:sz w:val="32"/>
+                <w:szCs w:val="32"/>
+              </w:rPr>
+              <w:t>TS2H</w:t>
+            </w:r>
+            <w:r>
+              <w:rPr>
+                <w:rFonts w:ascii="Calibri" w:hAnsi="Calibri" w:cs="Calibri"/>
+                <w:sz w:val="32"/>
+                <w:szCs w:val="32"/>
+              </w:rPr>
+              <w:t>5</w:t>
+            </w:r>
+          </w:p>
+        </w:tc>
+      </w:tr>
+      <w:tr>
+        <w:tc>
+          <w:tcPr>
+            <w:tcW w:w="1951" w:type="dxa"/>
+          </w:tcPr>
+          <w:p>
+            <w:pPr>
+              <w:jc w:val="center"/>
+              <w:rPr>
+                <w:rFonts w:ascii="Calibri" w:hAnsi="Calibri" w:cs="Calibri"/>
+                <w:sz w:val="32"/>
+                <w:szCs w:val="32"/>
+              </w:rPr>
+            </w:pPr>
+            <w:r>
+              <w:rPr>
+                <w:rFonts w:ascii="Calibri" w:hAnsi="Calibri" w:cs="Calibri"/>
+                <w:sz w:val="32"/>
+                <w:szCs w:val="32"/>
+              </w:rPr>
+              <w:t>3 SCRATCH H</w:t>
+            </w:r>
+          </w:p>
+        </w:tc>
+        <w:tc>
+          <w:tcPr>
+            <w:tcW w:w="992" w:type="dxa"/>
+          </w:tcPr>
+          <w:p>
+            <w:pPr>
+              <w:jc w:val="center"/>
+              <w:rPr>
+                <w:rFonts w:ascii="Calibri" w:hAnsi="Calibri" w:cs="Calibri"/>
+                <w:sz w:val="32"/>
+                <w:szCs w:val="32"/>
+              </w:rPr>
+            </w:pPr>
+            <w:r>
+              <w:rPr>
+                <w:rFonts w:ascii="Calibri" w:hAnsi="Calibri" w:cs="Calibri"/>
+                <w:sz w:val="32"/>
+                <w:szCs w:val="32"/>
+              </w:rPr>
+              <w:t>RS3H</w:t>
+            </w:r>
+            <w:r>
+              <w:rPr>
+                <w:rFonts w:ascii="Calibri" w:hAnsi="Calibri" w:cs="Calibri"/>
+                <w:sz w:val="32"/>
+                <w:szCs w:val="32"/>
+              </w:rPr>
+              <w:t>5</w:t>
+            </w:r>
+          </w:p>
+        </w:tc>
+        <w:tc>
+          <w:tcPr>
+            <w:tcW w:w="4395" w:type="dxa"/>
+          </w:tcPr>
+          <w:p>
+            <w:pPr>
+              <w:jc w:val="center"/>
+              <w:rPr>
+                <w:rFonts w:ascii="Calibri" w:hAnsi="Calibri" w:cs="Calibri"/>
+                <w:sz w:val="32"/>
+                <w:szCs w:val="32"/>
+              </w:rPr>
+            </w:pPr>
+            <w:r>
+              <w:rPr>
+                <w:rFonts w:ascii="Calibri" w:hAnsi="Calibri" w:cs="Calibri"/>
+                <w:sz w:val="32"/>
+                <w:szCs w:val="32"/>
+              </w:rPr>
+              <w:t>FS3H</w:t>
+            </w:r>
+            <w:r>
+              <w:rPr>
+                <w:rFonts w:ascii="Calibri" w:hAnsi="Calibri" w:cs="Calibri"/>
+                <w:sz w:val="32"/>
+                <w:szCs w:val="32"/>
+              </w:rPr>
+              <w:t>5</w:t>
+            </w:r>
+            <w:r>
+              <w:rPr>
+                <w:rFonts w:ascii="Calibri" w:hAnsi="Calibri" w:cs="Calibri"/>
+                <w:sz w:val="32"/>
+                <w:szCs w:val="32"/>
+              </w:rPr>
+              <w:t xml:space="preserve"> LS3H</w:t>
+            </w:r>
+            <w:r>
+              <w:rPr>
+                <w:rFonts w:ascii="Calibri" w:hAnsi="Calibri" w:cs="Calibri"/>
+                <w:sz w:val="32"/>
+                <w:szCs w:val="32"/>
+              </w:rPr>
+              <w:t>5</w:t>
+            </w:r>
+          </w:p>
+        </w:tc>
+        <w:tc>
+          <w:tcPr>
+            <w:tcW w:w="1984" w:type="dxa"/>
+          </w:tcPr>
+          <w:p>
+            <w:pPr>
+              <w:jc w:val="center"/>
+              <w:rPr>
+                <w:rFonts w:ascii="Calibri" w:hAnsi="Calibri" w:cs="Calibri"/>
+                <w:sz w:val="32"/>
+                <w:szCs w:val="32"/>
+              </w:rPr>
+            </w:pPr>
+            <w:r>
+              <w:rPr>
+                <w:rFonts w:ascii="Calibri" w:hAnsi="Calibri" w:cs="Calibri"/>
+                <w:sz w:val="32"/>
+                <w:szCs w:val="32"/>
+              </w:rPr>
+              <w:t>TS3H</w:t>
+            </w:r>
+            <w:r>
+              <w:rPr>
+                <w:rFonts w:ascii="Calibri" w:hAnsi="Calibri" w:cs="Calibri"/>
+                <w:sz w:val="32"/>
+                <w:szCs w:val="32"/>
+              </w:rPr>
+              <w:t>5</w:t>
             </w:r>
           </w:p>
         </w:tc>
@@ -2037,7 +3587,7 @@
   <w:style w:type="paragraph" w:default="1" w:styleId="Normal">
     <w:name w:val="Normal"/>
     <w:qFormat/>
-    <w:rsid w:val="000F662C"/>
+    <w:rsid w:val="009F5B0A"/>
   </w:style>
   <w:style w:type="paragraph" w:styleId="Titre1">
     <w:name w:val="heading 1"/>
